--- a/report/ABSTRACT.docx
+++ b/report/ABSTRACT.docx
@@ -378,7 +378,7 @@
           <w:sz w:val="18"/>
           <w:szCs w:val="18"/>
         </w:rPr>
-        <w:t xml:space="preserve">Abstract word count (Objective through Significance): 380</w:t>
+        <w:t xml:space="preserve">Abstract word count (Objective through Significance): 367</w:t>
       </w:r>
     </w:p>
     <w:sectPr>
